--- a/overviews/oracle-fusion-scm-training.docx
+++ b/overviews/oracle-fusion-scm-training.docx
@@ -1,6 +1,6 @@
 
 <file path=word/document.xml><?xml version="1.0" encoding="utf-8"?>
-<w:document xmlns:wpc="http://schemas.microsoft.com/office/word/2010/wordprocessingCanvas" xmlns:cx="http://schemas.microsoft.com/office/drawing/2014/chartex" xmlns:cx1="http://schemas.microsoft.com/office/drawing/2015/9/8/chartex" xmlns:cx2="http://schemas.microsoft.com/office/drawing/2015/10/21/chartex" xmlns:cx3="http://schemas.microsoft.com/office/drawing/2016/5/9/chartex" xmlns:cx4="http://schemas.microsoft.com/office/drawing/2016/5/10/chartex" xmlns:cx5="http://schemas.microsoft.com/office/drawing/2016/5/11/chartex" xmlns:cx6="http://schemas.microsoft.com/office/drawing/2016/5/12/chartex" xmlns:cx7="http://schemas.microsoft.com/office/drawing/2016/5/13/chartex" xmlns:cx8="http://schemas.microsoft.com/office/drawing/2016/5/14/chartex" xmlns:mc="http://schemas.openxmlformats.org/markup-compatibility/2006" xmlns:aink="http://schemas.microsoft.com/office/drawing/2016/ink" xmlns:am3d="http://schemas.microsoft.com/office/drawing/2017/model3d" xmlns:o="urn:schemas-microsoft-com:office:office" xmlns:oel="http://schemas.microsoft.com/office/2019/extlst" xmlns:r="http://schemas.openxmlformats.org/officeDocument/2006/relationships" xmlns:m="http://schemas.openxmlformats.org/officeDocument/2006/math" xmlns:v="urn:schemas-microsoft-com:vml" xmlns:wp14="http://schemas.microsoft.com/office/word/2010/wordprocessingDrawing" xmlns:wp="http://schemas.openxmlformats.org/drawingml/2006/wordprocessingDrawing" xmlns:w10="urn:schemas-microsoft-com:office:word" xmlns:w="http://schemas.openxmlformats.org/wordprocessingml/2006/main" xmlns:w14="http://schemas.microsoft.com/office/word/2010/wordml" xmlns:w15="http://schemas.microsoft.com/office/word/2012/wordml" xmlns:w16cex="http://schemas.microsoft.com/office/word/2018/wordml/cex" xmlns:w16cid="http://schemas.microsoft.com/office/word/2016/wordml/cid" xmlns:w16="http://schemas.microsoft.com/office/word/2018/wordml" xmlns:w16du="http://schemas.microsoft.com/office/word/2023/wordml/word16du" xmlns:w16sdtdh="http://schemas.microsoft.com/office/word/2020/wordml/sdtdatahash" xmlns:w16se="http://schemas.microsoft.com/office/word/2015/wordml/symex" xmlns:wpg="http://schemas.microsoft.com/office/word/2010/wordprocessingGroup" xmlns:wpi="http://schemas.microsoft.com/office/word/2010/wordprocessingInk" xmlns:wne="http://schemas.microsoft.com/office/word/2006/wordml" xmlns:wps="http://schemas.microsoft.com/office/word/2010/wordprocessingShape" mc:Ignorable="w14 w15 w16se w16cid w16 w16cex w16sdtdh w16du wp14">
+<w:document xmlns:wpc="http://schemas.microsoft.com/office/word/2010/wordprocessingCanvas" xmlns:cx="http://schemas.microsoft.com/office/drawing/2014/chartex" xmlns:cx1="http://schemas.microsoft.com/office/drawing/2015/9/8/chartex" xmlns:cx2="http://schemas.microsoft.com/office/drawing/2015/10/21/chartex" xmlns:cx3="http://schemas.microsoft.com/office/drawing/2016/5/9/chartex" xmlns:cx4="http://schemas.microsoft.com/office/drawing/2016/5/10/chartex" xmlns:cx5="http://schemas.microsoft.com/office/drawing/2016/5/11/chartex" xmlns:cx6="http://schemas.microsoft.com/office/drawing/2016/5/12/chartex" xmlns:cx7="http://schemas.microsoft.com/office/drawing/2016/5/13/chartex" xmlns:cx8="http://schemas.microsoft.com/office/drawing/2016/5/14/chartex" xmlns:mc="http://schemas.openxmlformats.org/markup-compatibility/2006" xmlns:aink="http://schemas.microsoft.com/office/drawing/2016/ink" xmlns:am3d="http://schemas.microsoft.com/office/drawing/2017/model3d" xmlns:o="urn:schemas-microsoft-com:office:office" xmlns:oel="http://schemas.microsoft.com/office/2019/extlst" xmlns:r="http://schemas.openxmlformats.org/officeDocument/2006/relationships" xmlns:m="http://schemas.openxmlformats.org/officeDocument/2006/math" xmlns:v="urn:schemas-microsoft-com:vml" xmlns:wp14="http://schemas.microsoft.com/office/word/2010/wordprocessingDrawing" xmlns:wp="http://schemas.openxmlformats.org/drawingml/2006/wordprocessingDrawing" xmlns:w10="urn:schemas-microsoft-com:office:word" xmlns:w="http://schemas.openxmlformats.org/wordprocessingml/2006/main" xmlns:w14="http://schemas.microsoft.com/office/word/2010/wordml" xmlns:w15="http://schemas.microsoft.com/office/word/2012/wordml" xmlns:w16cex="http://schemas.microsoft.com/office/word/2018/wordml/cex" xmlns:w16cid="http://schemas.microsoft.com/office/word/2016/wordml/cid" xmlns:w16="http://schemas.microsoft.com/office/word/2018/wordml" xmlns:w16du="http://schemas.microsoft.com/office/word/2023/wordml/word16du" xmlns:w16sdtdh="http://schemas.microsoft.com/office/word/2020/wordml/sdtdatahash" xmlns:w16sdtfl="http://schemas.microsoft.com/office/word/2024/wordml/sdtformatlock" xmlns:w16se="http://schemas.microsoft.com/office/word/2015/wordml/symex" xmlns:wpg="http://schemas.microsoft.com/office/word/2010/wordprocessingGroup" xmlns:wpi="http://schemas.microsoft.com/office/word/2010/wordprocessingInk" xmlns:wne="http://schemas.microsoft.com/office/word/2006/wordml" xmlns:wps="http://schemas.microsoft.com/office/word/2010/wordprocessingShape" mc:Ignorable="w14 w15 w16se w16cid w16 w16cex w16sdtdh w16sdtfl w16du wp14">
   <w:body>
     <w:p>
       <w:pPr>
@@ -1298,18 +1298,16 @@
         </w:rPr>
         <w:t xml:space="preserve">Why Should You Learn Oracle Fusion SCM Training from </w:t>
       </w:r>
-      <w:proofErr w:type="spellStart"/>
-      <w:r>
-        <w:rPr>
-          <w:rFonts w:ascii="Calibri" w:eastAsia="Calibri" w:hAnsi="Calibri" w:cs="Calibri"/>
-          <w:b/>
-          <w:color w:val="0E101A"/>
-          <w:sz w:val="26"/>
-          <w:szCs w:val="26"/>
-        </w:rPr>
-        <w:t>Softonlinetraining</w:t>
-      </w:r>
-      <w:proofErr w:type="spellEnd"/>
+      <w:r>
+        <w:rPr>
+          <w:rFonts w:ascii="Calibri" w:eastAsia="Calibri" w:hAnsi="Calibri" w:cs="Calibri"/>
+          <w:b/>
+          <w:color w:val="0E101A"/>
+          <w:sz w:val="26"/>
+          <w:szCs w:val="26"/>
+        </w:rPr>
+        <w:t>Soft Online Training</w:t>
+      </w:r>
       <w:r>
         <w:rPr>
           <w:rFonts w:ascii="Calibri" w:eastAsia="Calibri" w:hAnsi="Calibri" w:cs="Calibri"/>
@@ -1337,27 +1335,61 @@
           <w:sz w:val="26"/>
           <w:szCs w:val="26"/>
         </w:rPr>
-        <w:t xml:space="preserve">In the dynamic world of supply chain management, staying updated with the latest tools and technologies is crucial. Oracle Fusion SCM (Supply Chain Management) is a leading solution that offers comprehensive functionalities to streamline and optimize supply chain operations. To leverage its full potential, specialized training is essential. </w:t>
-      </w:r>
-      <w:proofErr w:type="spellStart"/>
-      <w:r>
-        <w:rPr>
-          <w:rFonts w:ascii="Calibri" w:eastAsia="Calibri" w:hAnsi="Calibri" w:cs="Calibri"/>
-          <w:color w:val="0E101A"/>
-          <w:sz w:val="26"/>
-          <w:szCs w:val="26"/>
-        </w:rPr>
-        <w:t>Softonlinetraining</w:t>
-      </w:r>
-      <w:proofErr w:type="spellEnd"/>
-      <w:r>
-        <w:rPr>
-          <w:rFonts w:ascii="Calibri" w:eastAsia="Calibri" w:hAnsi="Calibri" w:cs="Calibri"/>
-          <w:color w:val="0E101A"/>
-          <w:sz w:val="26"/>
-          <w:szCs w:val="26"/>
-        </w:rPr>
-        <w:t xml:space="preserve"> is a premier training provider that offers in-depth Oracle Fusion SCM training. Here’s why you should choose Soft Online Training for your Oracle Fusion SCM learning journey:</w:t>
+        <w:t>In the dynamic world of supply chain management, staying updated with the latest tools and technologies is crucial. Oracle Fusion SCM (Supply Chain Management) is a leading solution that offers comprehensive functionalities to streamline and optimize supply chain operations. To leverage its full potential, specialized training is essential. Soft</w:t>
+      </w:r>
+      <w:r>
+        <w:rPr>
+          <w:rFonts w:ascii="Calibri" w:eastAsia="Calibri" w:hAnsi="Calibri" w:cs="Calibri"/>
+          <w:color w:val="0E101A"/>
+          <w:sz w:val="26"/>
+          <w:szCs w:val="26"/>
+        </w:rPr>
+        <w:t xml:space="preserve"> O</w:t>
+      </w:r>
+      <w:r>
+        <w:rPr>
+          <w:rFonts w:ascii="Calibri" w:eastAsia="Calibri" w:hAnsi="Calibri" w:cs="Calibri"/>
+          <w:color w:val="0E101A"/>
+          <w:sz w:val="26"/>
+          <w:szCs w:val="26"/>
+        </w:rPr>
+        <w:t>nline</w:t>
+      </w:r>
+      <w:r>
+        <w:rPr>
+          <w:rFonts w:ascii="Calibri" w:eastAsia="Calibri" w:hAnsi="Calibri" w:cs="Calibri"/>
+          <w:color w:val="0E101A"/>
+          <w:sz w:val="26"/>
+          <w:szCs w:val="26"/>
+        </w:rPr>
+        <w:t xml:space="preserve"> T</w:t>
+      </w:r>
+      <w:r>
+        <w:rPr>
+          <w:rFonts w:ascii="Calibri" w:eastAsia="Calibri" w:hAnsi="Calibri" w:cs="Calibri"/>
+          <w:color w:val="0E101A"/>
+          <w:sz w:val="26"/>
+          <w:szCs w:val="26"/>
+        </w:rPr>
+        <w:t xml:space="preserve">raining is a premier training provider that offers in-depth Oracle Fusion SCM </w:t>
+      </w:r>
+      <w:r>
+        <w:rPr>
+          <w:rFonts w:ascii="Calibri" w:eastAsia="Calibri" w:hAnsi="Calibri" w:cs="Calibri"/>
+          <w:color w:val="0E101A"/>
+          <w:sz w:val="26"/>
+          <w:szCs w:val="26"/>
+        </w:rPr>
+        <w:t xml:space="preserve">Online </w:t>
+      </w:r>
+      <w:r>
+        <w:rPr>
+          <w:rFonts w:ascii="Calibri" w:eastAsia="Calibri" w:hAnsi="Calibri" w:cs="Calibri"/>
+          <w:color w:val="0E101A"/>
+          <w:sz w:val="26"/>
+          <w:szCs w:val="26"/>
+        </w:rPr>
+        <w:t>training. Here’s why you should choose Soft Online Training for your Oracle Fusion SCM learning journey:</w:t>
       </w:r>
     </w:p>
     <w:p>
@@ -1863,17 +1895,15 @@
           <w:szCs w:val="26"/>
         </w:rPr>
       </w:pPr>
-      <w:proofErr w:type="spellStart"/>
-      <w:r>
-        <w:rPr>
-          <w:rFonts w:ascii="Calibri" w:eastAsia="Calibri" w:hAnsi="Calibri" w:cs="Calibri"/>
-          <w:color w:val="0E101A"/>
-          <w:sz w:val="26"/>
-          <w:szCs w:val="26"/>
-        </w:rPr>
-        <w:t>Softonlinetraining</w:t>
-      </w:r>
-      <w:proofErr w:type="spellEnd"/>
+      <w:r>
+        <w:rPr>
+          <w:rFonts w:ascii="Calibri" w:eastAsia="Calibri" w:hAnsi="Calibri" w:cs="Calibri"/>
+          <w:color w:val="0E101A"/>
+          <w:sz w:val="26"/>
+          <w:szCs w:val="26"/>
+        </w:rPr>
+        <w:t>Soft Online Training</w:t>
+      </w:r>
       <w:r>
         <w:rPr>
           <w:rFonts w:ascii="Calibri" w:eastAsia="Calibri" w:hAnsi="Calibri" w:cs="Calibri"/>
@@ -2144,25 +2174,23 @@
         </w:rPr>
         <w:t xml:space="preserve">: Benefit from </w:t>
       </w:r>
-      <w:proofErr w:type="spellStart"/>
-      <w:r>
-        <w:rPr>
-          <w:rFonts w:ascii="Calibri" w:eastAsia="Calibri" w:hAnsi="Calibri" w:cs="Calibri"/>
-          <w:color w:val="0E101A"/>
-          <w:sz w:val="26"/>
-          <w:szCs w:val="26"/>
-        </w:rPr>
-        <w:t>Softonlinetraining’s</w:t>
-      </w:r>
-      <w:proofErr w:type="spellEnd"/>
-      <w:r>
-        <w:rPr>
-          <w:rFonts w:ascii="Calibri" w:eastAsia="Calibri" w:hAnsi="Calibri" w:cs="Calibri"/>
-          <w:color w:val="0E101A"/>
-          <w:sz w:val="26"/>
-          <w:szCs w:val="26"/>
-        </w:rPr>
-        <w:t xml:space="preserve"> network of industry connections to help you find job opportunities.</w:t>
+      <w:r>
+        <w:rPr>
+          <w:rFonts w:ascii="Calibri" w:eastAsia="Calibri" w:hAnsi="Calibri" w:cs="Calibri"/>
+          <w:color w:val="0E101A"/>
+          <w:sz w:val="26"/>
+          <w:szCs w:val="26"/>
+        </w:rPr>
+        <w:t>Soft Online Training</w:t>
+      </w:r>
+      <w:r>
+        <w:rPr>
+          <w:rFonts w:ascii="Calibri" w:eastAsia="Calibri" w:hAnsi="Calibri" w:cs="Calibri"/>
+          <w:color w:val="0E101A"/>
+          <w:sz w:val="26"/>
+          <w:szCs w:val="26"/>
+        </w:rPr>
+        <w:t>’s network of industry connections to help you find job opportunities.</w:t>
       </w:r>
     </w:p>
     <w:p>
@@ -2384,7 +2412,7 @@
 </file>
 
 <file path=word/numbering.xml><?xml version="1.0" encoding="utf-8"?>
-<w:numbering xmlns:wpc="http://schemas.microsoft.com/office/word/2010/wordprocessingCanvas" xmlns:cx="http://schemas.microsoft.com/office/drawing/2014/chartex" xmlns:cx1="http://schemas.microsoft.com/office/drawing/2015/9/8/chartex" xmlns:cx2="http://schemas.microsoft.com/office/drawing/2015/10/21/chartex" xmlns:cx3="http://schemas.microsoft.com/office/drawing/2016/5/9/chartex" xmlns:cx4="http://schemas.microsoft.com/office/drawing/2016/5/10/chartex" xmlns:cx5="http://schemas.microsoft.com/office/drawing/2016/5/11/chartex" xmlns:cx6="http://schemas.microsoft.com/office/drawing/2016/5/12/chartex" xmlns:cx7="http://schemas.microsoft.com/office/drawing/2016/5/13/chartex" xmlns:cx8="http://schemas.microsoft.com/office/drawing/2016/5/14/chartex" xmlns:mc="http://schemas.openxmlformats.org/markup-compatibility/2006" xmlns:aink="http://schemas.microsoft.com/office/drawing/2016/ink" xmlns:am3d="http://schemas.microsoft.com/office/drawing/2017/model3d" xmlns:o="urn:schemas-microsoft-com:office:office" xmlns:oel="http://schemas.microsoft.com/office/2019/extlst" xmlns:r="http://schemas.openxmlformats.org/officeDocument/2006/relationships" xmlns:m="http://schemas.openxmlformats.org/officeDocument/2006/math" xmlns:v="urn:schemas-microsoft-com:vml" xmlns:wp14="http://schemas.microsoft.com/office/word/2010/wordprocessingDrawing" xmlns:wp="http://schemas.openxmlformats.org/drawingml/2006/wordprocessingDrawing" xmlns:w10="urn:schemas-microsoft-com:office:word" xmlns:w="http://schemas.openxmlformats.org/wordprocessingml/2006/main" xmlns:w14="http://schemas.microsoft.com/office/word/2010/wordml" xmlns:w15="http://schemas.microsoft.com/office/word/2012/wordml" xmlns:w16cex="http://schemas.microsoft.com/office/word/2018/wordml/cex" xmlns:w16cid="http://schemas.microsoft.com/office/word/2016/wordml/cid" xmlns:w16="http://schemas.microsoft.com/office/word/2018/wordml" xmlns:w16du="http://schemas.microsoft.com/office/word/2023/wordml/word16du" xmlns:w16sdtdh="http://schemas.microsoft.com/office/word/2020/wordml/sdtdatahash" xmlns:w16se="http://schemas.microsoft.com/office/word/2015/wordml/symex" xmlns:wpg="http://schemas.microsoft.com/office/word/2010/wordprocessingGroup" xmlns:wpi="http://schemas.microsoft.com/office/word/2010/wordprocessingInk" xmlns:wne="http://schemas.microsoft.com/office/word/2006/wordml" xmlns:wps="http://schemas.microsoft.com/office/word/2010/wordprocessingShape" mc:Ignorable="w14 w15 w16se w16cid w16 w16cex w16sdtdh w16du wp14">
+<w:numbering xmlns:wpc="http://schemas.microsoft.com/office/word/2010/wordprocessingCanvas" xmlns:cx="http://schemas.microsoft.com/office/drawing/2014/chartex" xmlns:cx1="http://schemas.microsoft.com/office/drawing/2015/9/8/chartex" xmlns:cx2="http://schemas.microsoft.com/office/drawing/2015/10/21/chartex" xmlns:cx3="http://schemas.microsoft.com/office/drawing/2016/5/9/chartex" xmlns:cx4="http://schemas.microsoft.com/office/drawing/2016/5/10/chartex" xmlns:cx5="http://schemas.microsoft.com/office/drawing/2016/5/11/chartex" xmlns:cx6="http://schemas.microsoft.com/office/drawing/2016/5/12/chartex" xmlns:cx7="http://schemas.microsoft.com/office/drawing/2016/5/13/chartex" xmlns:cx8="http://schemas.microsoft.com/office/drawing/2016/5/14/chartex" xmlns:mc="http://schemas.openxmlformats.org/markup-compatibility/2006" xmlns:aink="http://schemas.microsoft.com/office/drawing/2016/ink" xmlns:am3d="http://schemas.microsoft.com/office/drawing/2017/model3d" xmlns:o="urn:schemas-microsoft-com:office:office" xmlns:oel="http://schemas.microsoft.com/office/2019/extlst" xmlns:r="http://schemas.openxmlformats.org/officeDocument/2006/relationships" xmlns:m="http://schemas.openxmlformats.org/officeDocument/2006/math" xmlns:v="urn:schemas-microsoft-com:vml" xmlns:wp14="http://schemas.microsoft.com/office/word/2010/wordprocessingDrawing" xmlns:wp="http://schemas.openxmlformats.org/drawingml/2006/wordprocessingDrawing" xmlns:w10="urn:schemas-microsoft-com:office:word" xmlns:w="http://schemas.openxmlformats.org/wordprocessingml/2006/main" xmlns:w14="http://schemas.microsoft.com/office/word/2010/wordml" xmlns:w15="http://schemas.microsoft.com/office/word/2012/wordml" xmlns:w16cex="http://schemas.microsoft.com/office/word/2018/wordml/cex" xmlns:w16cid="http://schemas.microsoft.com/office/word/2016/wordml/cid" xmlns:w16="http://schemas.microsoft.com/office/word/2018/wordml" xmlns:w16du="http://schemas.microsoft.com/office/word/2023/wordml/word16du" xmlns:w16sdtdh="http://schemas.microsoft.com/office/word/2020/wordml/sdtdatahash" xmlns:w16sdtfl="http://schemas.microsoft.com/office/word/2024/wordml/sdtformatlock" xmlns:w16se="http://schemas.microsoft.com/office/word/2015/wordml/symex" xmlns:wpg="http://schemas.microsoft.com/office/word/2010/wordprocessingGroup" xmlns:wpi="http://schemas.microsoft.com/office/word/2010/wordprocessingInk" xmlns:wne="http://schemas.microsoft.com/office/word/2006/wordml" xmlns:wps="http://schemas.microsoft.com/office/word/2010/wordprocessingShape" mc:Ignorable="w14 w15 w16se w16cid w16 w16cex w16sdtdh w16sdtfl w16du wp14">
   <w:abstractNum w:abstractNumId="0" w15:restartNumberingAfterBreak="0">
     <w:nsid w:val="210209F2"/>
     <w:multiLevelType w:val="multilevel"/>
@@ -3209,7 +3237,7 @@
 </file>
 
 <file path=word/styles.xml><?xml version="1.0" encoding="utf-8"?>
-<w:styles xmlns:mc="http://schemas.openxmlformats.org/markup-compatibility/2006" xmlns:r="http://schemas.openxmlformats.org/officeDocument/2006/relationships" xmlns:w="http://schemas.openxmlformats.org/wordprocessingml/2006/main" xmlns:w14="http://schemas.microsoft.com/office/word/2010/wordml" xmlns:w15="http://schemas.microsoft.com/office/word/2012/wordml" xmlns:w16cex="http://schemas.microsoft.com/office/word/2018/wordml/cex" xmlns:w16cid="http://schemas.microsoft.com/office/word/2016/wordml/cid" xmlns:w16="http://schemas.microsoft.com/office/word/2018/wordml" xmlns:w16du="http://schemas.microsoft.com/office/word/2023/wordml/word16du" xmlns:w16sdtdh="http://schemas.microsoft.com/office/word/2020/wordml/sdtdatahash" xmlns:w16se="http://schemas.microsoft.com/office/word/2015/wordml/symex" mc:Ignorable="w14 w15 w16se w16cid w16 w16cex w16sdtdh w16du">
+<w:styles xmlns:mc="http://schemas.openxmlformats.org/markup-compatibility/2006" xmlns:r="http://schemas.openxmlformats.org/officeDocument/2006/relationships" xmlns:w="http://schemas.openxmlformats.org/wordprocessingml/2006/main" xmlns:w14="http://schemas.microsoft.com/office/word/2010/wordml" xmlns:w15="http://schemas.microsoft.com/office/word/2012/wordml" xmlns:w16cex="http://schemas.microsoft.com/office/word/2018/wordml/cex" xmlns:w16cid="http://schemas.microsoft.com/office/word/2016/wordml/cid" xmlns:w16="http://schemas.microsoft.com/office/word/2018/wordml" xmlns:w16du="http://schemas.microsoft.com/office/word/2023/wordml/word16du" xmlns:w16sdtdh="http://schemas.microsoft.com/office/word/2020/wordml/sdtdatahash" xmlns:w16sdtfl="http://schemas.microsoft.com/office/word/2024/wordml/sdtformatlock" xmlns:w16se="http://schemas.microsoft.com/office/word/2015/wordml/symex" mc:Ignorable="w14 w15 w16se w16cid w16 w16cex w16sdtdh w16sdtfl w16du">
   <w:docDefaults>
     <w:rPrDefault>
       <w:rPr>
